--- a/pr-preview/pr-337/mcmc-handout.docx
+++ b/pr-preview/pr-337/mcmc-handout.docx
@@ -15,7 +15,7 @@
         <w:pStyle w:val="Date"/>
       </w:pPr>
       <w:r>
-        <w:t xml:space="preserve">Last modified: 2026-10-18 01:15:39 (PDT)</w:t>
+        <w:t xml:space="preserve">Last modified: 2026-10-18 11:27:25 (PDT)</w:t>
       </w:r>
     </w:p>
     <w:p>
@@ -53,7 +53,7 @@
         <w:t xml:space="preserve"> </w:t>
       </w:r>
       <w:r>
-        <w:t xml:space="preserve">(Dobson and Barnett 2018, chap. 13)</w:t>
+        <w:t xml:space="preserve">[1, Ch. 13]</w:t>
       </w:r>
       <w:r>
         <w:t xml:space="preserve">.</w:t>
@@ -224,7 +224,7 @@
         <w:t xml:space="preserve"> </w:t>
       </w:r>
       <w:r>
-        <w:t xml:space="preserve">(Dobson and Barnett 2018, chap. 13, p. 287)</w:t>
+        <w:t xml:space="preserve">[1, Ch. 13], p. 287</w:t>
       </w:r>
       <w:r>
         <w:t xml:space="preserve">.</w:t>
@@ -344,7 +344,7 @@
         <w:t xml:space="preserve"> </w:t>
       </w:r>
       <w:r>
-        <w:t xml:space="preserve">Wikipedia contributors (2026d)</w:t>
+        <w:t xml:space="preserve">Wikipedia contributors [2]</w:t>
       </w:r>
       <w:r>
         <w:t xml:space="preserve">.</w:t>
@@ -975,7 +975,7 @@
         <w:t xml:space="preserve"> </w:t>
       </w:r>
       <w:r>
-        <w:t xml:space="preserve">(Dobson and Barnett 2018, chap. 13, p. 287)</w:t>
+        <w:t xml:space="preserve">[1, Ch. 13], p. 287</w:t>
       </w:r>
       <w:r>
         <w:t xml:space="preserve">.</w:t>
@@ -1115,7 +1115,7 @@
         <w:t xml:space="preserve"> </w:t>
       </w:r>
       <w:r>
-        <w:t xml:space="preserve">Wikipedia contributors (2026f)</w:t>
+        <w:t xml:space="preserve">Wikipedia contributors [3]</w:t>
       </w:r>
       <w:r>
         <w:t xml:space="preserve">.</w:t>
@@ -1159,7 +1159,7 @@
         <w:t xml:space="preserve"> </w:t>
       </w:r>
       <w:r>
-        <w:t xml:space="preserve">(Dobson and Barnett 2018, chap. 13, p. 288)</w:t>
+        <w:t xml:space="preserve">[1, Ch. 13], p. 288</w:t>
       </w:r>
       <w:r>
         <w:t xml:space="preserve">.</w:t>
@@ -2187,7 +2187,7 @@
         <w:t xml:space="preserve"> </w:t>
       </w:r>
       <w:r>
-        <w:t xml:space="preserve">Wikipedia contributors (2026c)</w:t>
+        <w:t xml:space="preserve">Wikipedia contributors [4]</w:t>
       </w:r>
       <w:r>
         <w:t xml:space="preserve">.</w:t>
@@ -2317,7 +2317,7 @@
         <w:t xml:space="preserve"> </w:t>
       </w:r>
       <w:r>
-        <w:t xml:space="preserve">Wikipedia contributors (2026g)</w:t>
+        <w:t xml:space="preserve">Wikipedia contributors [5]</w:t>
       </w:r>
       <w:r>
         <w:t xml:space="preserve">.</w:t>
@@ -4761,7 +4761,7 @@
         <w:t xml:space="preserve"> </w:t>
       </w:r>
       <w:r>
-        <w:t xml:space="preserve">(Casella and Berger 2002, Corollary 4.6.10)</w:t>
+        <w:t xml:space="preserve">[6], Corollary 4.6.10</w:t>
       </w:r>
       <w:r>
         <w:t xml:space="preserve">.</w:t>
@@ -8824,7 +8824,7 @@
               <w:t xml:space="preserve"> </w:t>
             </w:r>
             <w:r>
-              <w:t xml:space="preserve">Casella and Berger (2002, Corollary 4.6.10)</w:t>
+              <w:t xml:space="preserve">Casella and Berger [6], Corollary 4.6.10</w:t>
             </w:r>
             <w:r>
               <w:t xml:space="preserve">.</w:t>
@@ -9180,7 +9180,7 @@
         <w:t xml:space="preserve"> </w:t>
       </w:r>
       <w:r>
-        <w:t xml:space="preserve">(Gelman et al. 2013, sec. 11.2, p. 279; Robert and Casella 2004, sec. 6.6.1, Theorem 6.51, p. 234)</w:t>
+        <w:t xml:space="preserve">[7, Sec. 11.2], p. 279, [8, Sec. 6.6.1], Theorem 6.51, p. 234</w:t>
       </w:r>
       <w:r>
         <w:t xml:space="preserve">.</w:t>
@@ -9201,7 +9201,7 @@
         <w:t xml:space="preserve"> </w:t>
       </w:r>
       <w:r>
-        <w:t xml:space="preserve">(Robert and Casella 2004, sec. 6.7.1, Theorem 6.63, p. 241; Robert and Casella 2004, sec. 7.2, p. 269)</w:t>
+        <w:t xml:space="preserve">[8, Sec. 6.7.1], Theorem 6.63, p. 241, [8, Sec. 7.2], p. 269</w:t>
       </w:r>
       <w:r>
         <w:t xml:space="preserve">.</w:t>
@@ -9228,7 +9228,7 @@
         <w:t xml:space="preserve"> </w:t>
       </w:r>
       <w:r>
-        <w:t xml:space="preserve">(Gelman et al. 2013, chap. 11, p. 275)</w:t>
+        <w:t xml:space="preserve">[7, Ch. 11], p. 275</w:t>
       </w:r>
       <w:r>
         <w:t xml:space="preserve">,</w:t>
@@ -10444,7 +10444,7 @@
         <w:t xml:space="preserve"> </w:t>
       </w:r>
       <w:r>
-        <w:t xml:space="preserve">(Dobson and Barnett 2018, chap. 13, p. 291)</w:t>
+        <w:t xml:space="preserve">[1, Ch. 13], p. 291</w:t>
       </w:r>
       <w:r>
         <w:t xml:space="preserve">:</w:t>
@@ -10596,7 +10596,7 @@
         <w:t xml:space="preserve"> </w:t>
       </w:r>
       <w:r>
-        <w:t xml:space="preserve">Wikipedia contributors (2026e)</w:t>
+        <w:t xml:space="preserve">Wikipedia contributors [9]</w:t>
       </w:r>
       <w:r>
         <w:t xml:space="preserve">.</w:t>
@@ -10762,7 +10762,7 @@
         <w:t xml:space="preserve"> </w:t>
       </w:r>
       <w:r>
-        <w:t xml:space="preserve">(Gelman et al. 2013, sec. 11.2, pp. 279-280; Robert and Casella 2004, sec. 7.3.1, Theorem 7.2, p. 272)</w:t>
+        <w:t xml:space="preserve">[7, Sec. 11.2], pp. 279-280, [8, Sec. 7.3.1], Theorem 7.2, p. 272</w:t>
       </w:r>
       <w:r>
         <w:t xml:space="preserve">.</w:t>
@@ -12537,7 +12537,7 @@
         <w:t xml:space="preserve"> </w:t>
       </w:r>
       <w:r>
-        <w:t xml:space="preserve">(Dobson and Barnett 2018, chap. 13, p. 301)</w:t>
+        <w:t xml:space="preserve">[1, Ch. 13], p. 301</w:t>
       </w:r>
       <w:r>
         <w:t xml:space="preserve">.</w:t>
@@ -13998,7 +13998,7 @@
         <w:t xml:space="preserve"> </w:t>
       </w:r>
       <w:r>
-        <w:t xml:space="preserve">(Dobson and Barnett 2018, chap. 13, p. 293)</w:t>
+        <w:t xml:space="preserve">[1, Ch. 13], p. 293</w:t>
       </w:r>
       <w:r>
         <w:t xml:space="preserve">.</w:t>
@@ -14015,7 +14015,7 @@
         <w:t xml:space="preserve"> </w:t>
       </w:r>
       <w:r>
-        <w:t xml:space="preserve">Wikipedia contributors (2026b)</w:t>
+        <w:t xml:space="preserve">Wikipedia contributors [10]</w:t>
       </w:r>
       <w:r>
         <w:t xml:space="preserve">.</w:t>
@@ -14071,7 +14071,7 @@
         <w:t xml:space="preserve"> </w:t>
       </w:r>
       <w:r>
-        <w:t xml:space="preserve">(Dobson and Barnett 2018, chap. 13, p. 293)</w:t>
+        <w:t xml:space="preserve">[1, Ch. 13], p. 293</w:t>
       </w:r>
       <w:r>
         <w:t xml:space="preserve">.</w:t>
@@ -14110,7 +14110,7 @@
         <w:t xml:space="preserve"> </w:t>
       </w:r>
       <w:r>
-        <w:t xml:space="preserve">(Dobson and Barnett 2018, chap. 13)</w:t>
+        <w:t xml:space="preserve">[1, Ch. 13]</w:t>
       </w:r>
       <w:r>
         <w:t xml:space="preserve">.</w:t>
@@ -14362,7 +14362,7 @@
         <w:t xml:space="preserve"> </w:t>
       </w:r>
       <w:r>
-        <w:t xml:space="preserve">(Casella and Berger 2002, Definition 4.5.10)</w:t>
+        <w:t xml:space="preserve">[6], Definition 4.5.10</w:t>
       </w:r>
       <w:r>
         <w:t xml:space="preserve">.</w:t>
@@ -16492,7 +16492,7 @@
         <w:t xml:space="preserve"> </w:t>
       </w:r>
       <w:r>
-        <w:t xml:space="preserve">(Dobson and Barnett 2018, chap. 13, p. 302)</w:t>
+        <w:t xml:space="preserve">[1, Ch. 13], p. 302</w:t>
       </w:r>
       <w:r>
         <w:t xml:space="preserve">.</w:t>
@@ -17371,7 +17371,7 @@
         <w:t xml:space="preserve"> </w:t>
       </w:r>
       <w:r>
-        <w:t xml:space="preserve">(Gelman et al. 2013, sec. 11.4, pp. 283-285)</w:t>
+        <w:t xml:space="preserve">[7, Sec. 11.4], pp. 283-285</w:t>
       </w:r>
       <w:r>
         <w:t xml:space="preserve">.</w:t>
@@ -17397,7 +17397,7 @@
         <w:t xml:space="preserve"> </w:t>
       </w:r>
       <w:r>
-        <w:t xml:space="preserve">Gelman et al. (2013, sec. 11.4, pp. 284-285)</w:t>
+        <w:t xml:space="preserve">Gelman et al. [7, Sec. 11.4], pp. 284-285</w:t>
       </w:r>
       <w:r>
         <w:t xml:space="preserve">,</w:t>
@@ -17466,7 +17466,7 @@
         <w:t xml:space="preserve"> </w:t>
       </w:r>
       <w:r>
-        <w:t xml:space="preserve">(Gelman et al. 2013, sec. 11.4, p. 285, footnote 2)</w:t>
+        <w:t xml:space="preserve">[7, Sec. 11.4], p. 285, footnote 2</w:t>
       </w:r>
       <w:r>
         <w:t xml:space="preserve">.</w:t>
@@ -17521,7 +17521,7 @@
         <w:t xml:space="preserve"> </w:t>
       </w:r>
       <w:r>
-        <w:t xml:space="preserve">(Dobson and Barnett 2018, chap. 13, p. 306)</w:t>
+        <w:t xml:space="preserve">[1, Ch. 13], p. 306</w:t>
       </w:r>
       <w:r>
         <w:t xml:space="preserve">.</w:t>
@@ -18547,7 +18547,7 @@
         <w:t xml:space="preserve"> </w:t>
       </w:r>
       <w:r>
-        <w:t xml:space="preserve">(Dobson and Barnett 2018, chap. 13, p. 302)</w:t>
+        <w:t xml:space="preserve">[1, Ch. 13], p. 302</w:t>
       </w:r>
       <w:r>
         <w:t xml:space="preserve">.</w:t>
@@ -19103,7 +19103,7 @@
         <w:t xml:space="preserve"> </w:t>
       </w:r>
       <w:r>
-        <w:t xml:space="preserve">(Casella and Berger 2002, sec. 3.3, p. 107)</w:t>
+        <w:t xml:space="preserve">[6, Sec. 3.3], p. 107</w:t>
       </w:r>
       <w:r>
         <w:t xml:space="preserve">:</w:t>
@@ -19810,7 +19810,7 @@
         <w:t xml:space="preserve"> </w:t>
       </w:r>
       <w:r>
-        <w:t xml:space="preserve">(Dobson and Barnett 2018, chap. 13, p. 299)</w:t>
+        <w:t xml:space="preserve">[1, Ch. 13], p. 299</w:t>
       </w:r>
       <w:r>
         <w:t xml:space="preserve">.</w:t>
@@ -20034,7 +20034,7 @@
         <w:t xml:space="preserve"> </w:t>
       </w:r>
       <w:r>
-        <w:t xml:space="preserve">(Dobson and Barnett 2018, chap. 13, p. 306)</w:t>
+        <w:t xml:space="preserve">[1, Ch. 13], p. 306</w:t>
       </w:r>
       <w:r>
         <w:t xml:space="preserve">.</w:t>
@@ -20379,7 +20379,7 @@
         <w:t xml:space="preserve"> </w:t>
       </w:r>
       <w:r>
-        <w:t xml:space="preserve">Wikipedia contributors (2026a)</w:t>
+        <w:t xml:space="preserve">Wikipedia contributors [11]</w:t>
       </w:r>
       <w:r>
         <w:t xml:space="preserve">.</w:t>
@@ -20507,7 +20507,7 @@
         <w:t xml:space="preserve"> </w:t>
       </w:r>
       <w:r>
-        <w:t xml:space="preserve">(Dobson and Barnett 2018, chap. 13, p. 306)</w:t>
+        <w:t xml:space="preserve">[1, Ch. 13], p. 306</w:t>
       </w:r>
       <w:r>
         <w:t xml:space="preserve">.</w:t>
@@ -21600,7 +21600,7 @@
         <w:t xml:space="preserve"> </w:t>
       </w:r>
       <w:r>
-        <w:t xml:space="preserve">(Dobson and Barnett 2018, chap. 13, p. 306)</w:t>
+        <w:t xml:space="preserve">[1, Ch. 13], p. 306</w:t>
       </w:r>
       <w:r>
         <w:t xml:space="preserve">.</w:t>
@@ -21625,7 +21625,7 @@
         </w:numPr>
       </w:pPr>
       <w:r>
-        <w:t xml:space="preserve">Wikipedia contributors (2026d)</w:t>
+        <w:t xml:space="preserve">Wikipedia contributors [2]</w:t>
       </w:r>
       <w:r>
         <w:t xml:space="preserve"> </w:t>
@@ -21642,7 +21642,7 @@
         </w:numPr>
       </w:pPr>
       <w:r>
-        <w:t xml:space="preserve">Wikipedia contributors (2026e)</w:t>
+        <w:t xml:space="preserve">Wikipedia contributors [9]</w:t>
       </w:r>
       <w:r>
         <w:t xml:space="preserve"> </w:t>
@@ -21659,7 +21659,7 @@
         </w:numPr>
       </w:pPr>
       <w:r>
-        <w:t xml:space="preserve">Wikipedia contributors (2026b)</w:t>
+        <w:t xml:space="preserve">Wikipedia contributors [10]</w:t>
       </w:r>
       <w:r>
         <w:t xml:space="preserve"> </w:t>
@@ -21676,7 +21676,7 @@
         </w:numPr>
       </w:pPr>
       <w:r>
-        <w:t xml:space="preserve">Wikipedia contributors (2026f)</w:t>
+        <w:t xml:space="preserve">Wikipedia contributors [3]</w:t>
       </w:r>
       <w:r>
         <w:t xml:space="preserve"> </w:t>
@@ -21693,7 +21693,7 @@
         </w:numPr>
       </w:pPr>
       <w:r>
-        <w:t xml:space="preserve">Wikipedia contributors (2026c)</w:t>
+        <w:t xml:space="preserve">Wikipedia contributors [4]</w:t>
       </w:r>
       <w:r>
         <w:t xml:space="preserve"> </w:t>
@@ -21710,7 +21710,7 @@
         </w:numPr>
       </w:pPr>
       <w:r>
-        <w:t xml:space="preserve">Wikipedia contributors (2026a)</w:t>
+        <w:t xml:space="preserve">Wikipedia contributors [11]</w:t>
       </w:r>
       <w:r>
         <w:t xml:space="preserve"> </w:t>
@@ -21730,13 +21730,22 @@
       </w:r>
     </w:p>
     <w:bookmarkStart w:id="100" w:name="refs"/>
-    <w:bookmarkStart w:id="79" w:name="ref-CaseBerg01"/>
+    <w:bookmarkStart w:id="79" w:name="ref-dobson4e"/>
     <w:p>
       <w:pPr>
         <w:pStyle w:val="Bibliography"/>
       </w:pPr>
       <w:r>
-        <w:t xml:space="preserve">Casella, George, and Roger Berger. 2002.</w:t>
+        <w:t xml:space="preserve">[1]</w:t>
+      </w:r>
+      <w:r>
+        <w:t xml:space="preserve"> </w:t>
+      </w:r>
+      <w:r>
+        <w:t xml:space="preserve">	</w:t>
+      </w:r>
+      <w:r>
+        <w:t xml:space="preserve">A. J. Dobson and A. G. Barnett,</w:t>
       </w:r>
       <w:r>
         <w:t xml:space="preserve"> </w:t>
@@ -21746,15 +21755,289 @@
           <w:i/>
           <w:iCs/>
         </w:rPr>
-        <w:t xml:space="preserve">Statistical Inference</w:t>
-      </w:r>
-      <w:r>
-        <w:t xml:space="preserve">. 2nd ed. Cengage Learning.</w:t>
+        <w:t xml:space="preserve">An introduction to generalized linear models</w:t>
+      </w:r>
+      <w:r>
+        <w:t xml:space="preserve">, 4th ed. CRC press, 2018. doi:</w:t>
       </w:r>
       <w:r>
         <w:t xml:space="preserve"> </w:t>
       </w:r>
       <w:hyperlink r:id="rId78">
+        <w:r>
+          <w:rPr>
+            <w:rStyle w:val="Hyperlink"/>
+          </w:rPr>
+          <w:t xml:space="preserve">10.1201/9781315182780</w:t>
+        </w:r>
+      </w:hyperlink>
+      <w:r>
+        <w:t xml:space="preserve">.</w:t>
+      </w:r>
+    </w:p>
+    <w:bookmarkEnd w:id="79"/>
+    <w:bookmarkStart w:id="81" w:name="ref-wikipedia_markov_chain_monte_carlo"/>
+    <w:p>
+      <w:pPr>
+        <w:pStyle w:val="Bibliography"/>
+      </w:pPr>
+      <w:r>
+        <w:t xml:space="preserve">[2]</w:t>
+      </w:r>
+      <w:r>
+        <w:t xml:space="preserve"> </w:t>
+      </w:r>
+      <w:r>
+        <w:t xml:space="preserve">	</w:t>
+      </w:r>
+      <w:r>
+        <w:t xml:space="preserve">Wikipedia contributors,</w:t>
+      </w:r>
+      <w:r>
+        <w:t xml:space="preserve"> </w:t>
+      </w:r>
+      <w:r>
+        <w:t xml:space="preserve">“Markov chain monte carlo —</w:t>
+      </w:r>
+      <w:r>
+        <w:t xml:space="preserve"> </w:t>
+      </w:r>
+      <w:r>
+        <w:t xml:space="preserve">Wikipedia</w:t>
+      </w:r>
+      <w:r>
+        <w:t xml:space="preserve">,</w:t>
+      </w:r>
+      <w:r>
+        <w:t xml:space="preserve"> </w:t>
+      </w:r>
+      <w:r>
+        <w:t xml:space="preserve">the free encyclopedia.”</w:t>
+      </w:r>
+      <w:r>
+        <w:t xml:space="preserve"> </w:t>
+      </w:r>
+      <w:r>
+        <w:t xml:space="preserve">2026. Available:</w:t>
+      </w:r>
+      <w:r>
+        <w:t xml:space="preserve"> </w:t>
+      </w:r>
+      <w:hyperlink r:id="rId80">
+        <w:r>
+          <w:rPr>
+            <w:rStyle w:val="Hyperlink"/>
+          </w:rPr>
+          <w:t xml:space="preserve">https://en.wikipedia.org/wiki/Markov_chain_Monte_Carlo</w:t>
+        </w:r>
+      </w:hyperlink>
+    </w:p>
+    <w:bookmarkEnd w:id="81"/>
+    <w:bookmarkStart w:id="83" w:name="ref-wikipedia_monte_carlo_method"/>
+    <w:p>
+      <w:pPr>
+        <w:pStyle w:val="Bibliography"/>
+      </w:pPr>
+      <w:r>
+        <w:t xml:space="preserve">[3]</w:t>
+      </w:r>
+      <w:r>
+        <w:t xml:space="preserve"> </w:t>
+      </w:r>
+      <w:r>
+        <w:t xml:space="preserve">	</w:t>
+      </w:r>
+      <w:r>
+        <w:t xml:space="preserve">Wikipedia contributors,</w:t>
+      </w:r>
+      <w:r>
+        <w:t xml:space="preserve"> </w:t>
+      </w:r>
+      <w:r>
+        <w:t xml:space="preserve">“Monte carlo method —</w:t>
+      </w:r>
+      <w:r>
+        <w:t xml:space="preserve"> </w:t>
+      </w:r>
+      <w:r>
+        <w:t xml:space="preserve">Wikipedia</w:t>
+      </w:r>
+      <w:r>
+        <w:t xml:space="preserve">,</w:t>
+      </w:r>
+      <w:r>
+        <w:t xml:space="preserve"> </w:t>
+      </w:r>
+      <w:r>
+        <w:t xml:space="preserve">the free encyclopedia.”</w:t>
+      </w:r>
+      <w:r>
+        <w:t xml:space="preserve"> </w:t>
+      </w:r>
+      <w:r>
+        <w:t xml:space="preserve">2026. Available:</w:t>
+      </w:r>
+      <w:r>
+        <w:t xml:space="preserve"> </w:t>
+      </w:r>
+      <w:hyperlink r:id="rId82">
+        <w:r>
+          <w:rPr>
+            <w:rStyle w:val="Hyperlink"/>
+          </w:rPr>
+          <w:t xml:space="preserve">https://en.wikipedia.org/wiki/Monte_Carlo_method</w:t>
+        </w:r>
+      </w:hyperlink>
+    </w:p>
+    <w:bookmarkEnd w:id="83"/>
+    <w:bookmarkStart w:id="85" w:name="ref-wikipedia_markov_chain"/>
+    <w:p>
+      <w:pPr>
+        <w:pStyle w:val="Bibliography"/>
+      </w:pPr>
+      <w:r>
+        <w:t xml:space="preserve">[4]</w:t>
+      </w:r>
+      <w:r>
+        <w:t xml:space="preserve"> </w:t>
+      </w:r>
+      <w:r>
+        <w:t xml:space="preserve">	</w:t>
+      </w:r>
+      <w:r>
+        <w:t xml:space="preserve">Wikipedia contributors,</w:t>
+      </w:r>
+      <w:r>
+        <w:t xml:space="preserve"> </w:t>
+      </w:r>
+      <w:r>
+        <w:t xml:space="preserve">“Markov chain —</w:t>
+      </w:r>
+      <w:r>
+        <w:t xml:space="preserve"> </w:t>
+      </w:r>
+      <w:r>
+        <w:t xml:space="preserve">Wikipedia</w:t>
+      </w:r>
+      <w:r>
+        <w:t xml:space="preserve">,</w:t>
+      </w:r>
+      <w:r>
+        <w:t xml:space="preserve"> </w:t>
+      </w:r>
+      <w:r>
+        <w:t xml:space="preserve">the free encyclopedia.”</w:t>
+      </w:r>
+      <w:r>
+        <w:t xml:space="preserve"> </w:t>
+      </w:r>
+      <w:r>
+        <w:t xml:space="preserve">2026. Available:</w:t>
+      </w:r>
+      <w:r>
+        <w:t xml:space="preserve"> </w:t>
+      </w:r>
+      <w:hyperlink r:id="rId84">
+        <w:r>
+          <w:rPr>
+            <w:rStyle w:val="Hyperlink"/>
+          </w:rPr>
+          <w:t xml:space="preserve">https://en.wikipedia.org/wiki/Markov_chain</w:t>
+        </w:r>
+      </w:hyperlink>
+    </w:p>
+    <w:bookmarkEnd w:id="85"/>
+    <w:bookmarkStart w:id="87" w:name="ref-wikipedia_stationary_distribution"/>
+    <w:p>
+      <w:pPr>
+        <w:pStyle w:val="Bibliography"/>
+      </w:pPr>
+      <w:r>
+        <w:t xml:space="preserve">[5]</w:t>
+      </w:r>
+      <w:r>
+        <w:t xml:space="preserve"> </w:t>
+      </w:r>
+      <w:r>
+        <w:t xml:space="preserve">	</w:t>
+      </w:r>
+      <w:r>
+        <w:t xml:space="preserve">Wikipedia contributors,</w:t>
+      </w:r>
+      <w:r>
+        <w:t xml:space="preserve"> </w:t>
+      </w:r>
+      <w:r>
+        <w:t xml:space="preserve">“Stationary distribution —</w:t>
+      </w:r>
+      <w:r>
+        <w:t xml:space="preserve"> </w:t>
+      </w:r>
+      <w:r>
+        <w:t xml:space="preserve">Wikipedia</w:t>
+      </w:r>
+      <w:r>
+        <w:t xml:space="preserve">,</w:t>
+      </w:r>
+      <w:r>
+        <w:t xml:space="preserve"> </w:t>
+      </w:r>
+      <w:r>
+        <w:t xml:space="preserve">the free encyclopedia.”</w:t>
+      </w:r>
+      <w:r>
+        <w:t xml:space="preserve"> </w:t>
+      </w:r>
+      <w:r>
+        <w:t xml:space="preserve">2026. Available:</w:t>
+      </w:r>
+      <w:r>
+        <w:t xml:space="preserve"> </w:t>
+      </w:r>
+      <w:hyperlink r:id="rId86">
+        <w:r>
+          <w:rPr>
+            <w:rStyle w:val="Hyperlink"/>
+          </w:rPr>
+          <w:t xml:space="preserve">https://en.wikipedia.org/wiki/Stationary_distribution</w:t>
+        </w:r>
+      </w:hyperlink>
+    </w:p>
+    <w:bookmarkEnd w:id="87"/>
+    <w:bookmarkStart w:id="89" w:name="ref-CaseBerg01"/>
+    <w:p>
+      <w:pPr>
+        <w:pStyle w:val="Bibliography"/>
+      </w:pPr>
+      <w:r>
+        <w:t xml:space="preserve">[6]</w:t>
+      </w:r>
+      <w:r>
+        <w:t xml:space="preserve"> </w:t>
+      </w:r>
+      <w:r>
+        <w:t xml:space="preserve">	</w:t>
+      </w:r>
+      <w:r>
+        <w:t xml:space="preserve">G. Casella and R. Berger,</w:t>
+      </w:r>
+      <w:r>
+        <w:t xml:space="preserve"> </w:t>
+      </w:r>
+      <w:r>
+        <w:rPr>
+          <w:i/>
+          <w:iCs/>
+        </w:rPr>
+        <w:t xml:space="preserve">Statistical inference</w:t>
+      </w:r>
+      <w:r>
+        <w:t xml:space="preserve">, 2nd ed. Cengage Learning, 2002. Available:</w:t>
+      </w:r>
+      <w:r>
+        <w:t xml:space="preserve"> </w:t>
+      </w:r>
+      <w:hyperlink r:id="rId88">
         <w:r>
           <w:rPr>
             <w:rStyle w:val="Hyperlink"/>
@@ -21762,18 +22045,24 @@
           <w:t xml:space="preserve">https://www.cengage.com/c/statistical-inference-2e-casella-berger/9780534243128/</w:t>
         </w:r>
       </w:hyperlink>
-      <w:r>
-        <w:t xml:space="preserve">.</w:t>
-      </w:r>
     </w:p>
-    <w:bookmarkEnd w:id="79"/>
-    <w:bookmarkStart w:id="81" w:name="ref-dobson4e"/>
+    <w:bookmarkEnd w:id="89"/>
+    <w:bookmarkStart w:id="91" w:name="ref-gelman2013bda"/>
     <w:p>
       <w:pPr>
         <w:pStyle w:val="Bibliography"/>
       </w:pPr>
       <w:r>
-        <w:t xml:space="preserve">Dobson, Annette J, and Adrian G Barnett. 2018.</w:t>
+        <w:t xml:space="preserve">[7]</w:t>
+      </w:r>
+      <w:r>
+        <w:t xml:space="preserve"> </w:t>
+      </w:r>
+      <w:r>
+        <w:t xml:space="preserve">	</w:t>
+      </w:r>
+      <w:r>
+        <w:t xml:space="preserve">A. Gelman, J. B. Carlin, H. S. Stern, D. B. Dunson, A. Vehtari, and D. B. Rubin,</w:t>
       </w:r>
       <w:r>
         <w:t xml:space="preserve"> </w:t>
@@ -21783,300 +22072,10 @@
           <w:i/>
           <w:iCs/>
         </w:rPr>
-        <w:t xml:space="preserve">An Introduction to Generalized Linear Models</w:t>
-      </w:r>
-      <w:r>
-        <w:t xml:space="preserve">. 4th ed. CRC press.</w:t>
-      </w:r>
-      <w:r>
-        <w:t xml:space="preserve"> </w:t>
-      </w:r>
-      <w:hyperlink r:id="rId80">
-        <w:r>
-          <w:rPr>
-            <w:rStyle w:val="Hyperlink"/>
-          </w:rPr>
-          <w:t xml:space="preserve">https://doi.org/10.1201/9781315182780</w:t>
-        </w:r>
-      </w:hyperlink>
-      <w:r>
-        <w:t xml:space="preserve">.</w:t>
-      </w:r>
-    </w:p>
-    <w:bookmarkEnd w:id="81"/>
-    <w:bookmarkStart w:id="83" w:name="ref-gelman2013bda"/>
-    <w:p>
-      <w:pPr>
-        <w:pStyle w:val="Bibliography"/>
-      </w:pPr>
-      <w:r>
-        <w:t xml:space="preserve">Gelman, Andrew, John B. Carlin, Hal S. Stern, David B. Dunson, Aki Vehtari, and Donald B. Rubin. 2013.</w:t>
-      </w:r>
-      <w:r>
-        <w:t xml:space="preserve"> </w:t>
-      </w:r>
-      <w:r>
-        <w:rPr>
-          <w:i/>
-          <w:iCs/>
-        </w:rPr>
-        <w:t xml:space="preserve">Bayesian Data Analysis</w:t>
-      </w:r>
-      <w:r>
-        <w:t xml:space="preserve">. 3rd ed. Chapman &amp; Hall/CRC Texts in Statistical Science. CRC Press.</w:t>
-      </w:r>
-      <w:r>
-        <w:t xml:space="preserve"> </w:t>
-      </w:r>
-      <w:hyperlink r:id="rId82">
-        <w:r>
-          <w:rPr>
-            <w:rStyle w:val="Hyperlink"/>
-          </w:rPr>
-          <w:t xml:space="preserve">https://doi.org/10.1201/b16018</w:t>
-        </w:r>
-      </w:hyperlink>
-      <w:r>
-        <w:t xml:space="preserve">.</w:t>
-      </w:r>
-    </w:p>
-    <w:bookmarkEnd w:id="83"/>
-    <w:bookmarkStart w:id="85" w:name="ref-robert2004mcsm"/>
-    <w:p>
-      <w:pPr>
-        <w:pStyle w:val="Bibliography"/>
-      </w:pPr>
-      <w:r>
-        <w:t xml:space="preserve">Robert, Christian P., and George Casella. 2004.</w:t>
-      </w:r>
-      <w:r>
-        <w:t xml:space="preserve"> </w:t>
-      </w:r>
-      <w:r>
-        <w:rPr>
-          <w:i/>
-          <w:iCs/>
-        </w:rPr>
-        <w:t xml:space="preserve">Monte Carlo Statistical Methods</w:t>
-      </w:r>
-      <w:r>
-        <w:t xml:space="preserve">. 2nd ed. Springer Texts in Statistics. Springer.</w:t>
-      </w:r>
-      <w:r>
-        <w:t xml:space="preserve"> </w:t>
-      </w:r>
-      <w:hyperlink r:id="rId84">
-        <w:r>
-          <w:rPr>
-            <w:rStyle w:val="Hyperlink"/>
-          </w:rPr>
-          <w:t xml:space="preserve">https://doi.org/10.1007/978-1-4757-4145-2</w:t>
-        </w:r>
-      </w:hyperlink>
-      <w:r>
-        <w:t xml:space="preserve">.</w:t>
-      </w:r>
-    </w:p>
-    <w:bookmarkEnd w:id="85"/>
-    <w:bookmarkStart w:id="87" w:name="Xd7292e24074baff789bf2200686314ff38f3ab0"/>
-    <w:p>
-      <w:pPr>
-        <w:pStyle w:val="Bibliography"/>
-      </w:pPr>
-      <w:r>
-        <w:t xml:space="preserve">Wikipedia contributors. 2026a.</w:t>
-      </w:r>
-      <w:r>
-        <w:t xml:space="preserve"> </w:t>
-      </w:r>
-      <w:r>
-        <w:rPr>
-          <w:i/>
-          <w:iCs/>
-        </w:rPr>
-        <w:t xml:space="preserve">Deviance Information Criterion —</w:t>
-      </w:r>
-      <w:r>
-        <w:rPr>
-          <w:i/>
-          <w:iCs/>
-        </w:rPr>
-        <w:t xml:space="preserve"> </w:t>
-      </w:r>
-      <w:r>
-        <w:rPr>
-          <w:i/>
-          <w:iCs/>
-        </w:rPr>
-        <w:t xml:space="preserve">Wikipedia</w:t>
-      </w:r>
-      <w:r>
-        <w:rPr>
-          <w:i/>
-          <w:iCs/>
-        </w:rPr>
-        <w:t xml:space="preserve">,</w:t>
-      </w:r>
-      <w:r>
-        <w:rPr>
-          <w:i/>
-          <w:iCs/>
-        </w:rPr>
-        <w:t xml:space="preserve"> </w:t>
-      </w:r>
-      <w:r>
-        <w:rPr>
-          <w:i/>
-          <w:iCs/>
-        </w:rPr>
-        <w:t xml:space="preserve">the Free Encyclopedia</w:t>
-      </w:r>
-      <w:r>
-        <w:t xml:space="preserve">.</w:t>
-      </w:r>
-      <w:r>
-        <w:t xml:space="preserve"> </w:t>
-      </w:r>
-      <w:hyperlink r:id="rId86">
-        <w:r>
-          <w:rPr>
-            <w:rStyle w:val="Hyperlink"/>
-          </w:rPr>
-          <w:t xml:space="preserve">https://en.wikipedia.org/wiki/Deviance_information_criterion</w:t>
-        </w:r>
-      </w:hyperlink>
-      <w:r>
-        <w:t xml:space="preserve">.</w:t>
-      </w:r>
-    </w:p>
-    <w:bookmarkEnd w:id="87"/>
-    <w:bookmarkStart w:id="89" w:name="ref-wikipedia_gibbs_sampling"/>
-    <w:p>
-      <w:pPr>
-        <w:pStyle w:val="Bibliography"/>
-      </w:pPr>
-      <w:r>
-        <w:t xml:space="preserve">Wikipedia contributors. 2026b.</w:t>
-      </w:r>
-      <w:r>
-        <w:t xml:space="preserve"> </w:t>
-      </w:r>
-      <w:r>
-        <w:rPr>
-          <w:i/>
-          <w:iCs/>
-        </w:rPr>
-        <w:t xml:space="preserve">Gibbs Sampling —</w:t>
-      </w:r>
-      <w:r>
-        <w:rPr>
-          <w:i/>
-          <w:iCs/>
-        </w:rPr>
-        <w:t xml:space="preserve"> </w:t>
-      </w:r>
-      <w:r>
-        <w:rPr>
-          <w:i/>
-          <w:iCs/>
-        </w:rPr>
-        <w:t xml:space="preserve">Wikipedia</w:t>
-      </w:r>
-      <w:r>
-        <w:rPr>
-          <w:i/>
-          <w:iCs/>
-        </w:rPr>
-        <w:t xml:space="preserve">,</w:t>
-      </w:r>
-      <w:r>
-        <w:rPr>
-          <w:i/>
-          <w:iCs/>
-        </w:rPr>
-        <w:t xml:space="preserve"> </w:t>
-      </w:r>
-      <w:r>
-        <w:rPr>
-          <w:i/>
-          <w:iCs/>
-        </w:rPr>
-        <w:t xml:space="preserve">the Free Encyclopedia</w:t>
-      </w:r>
-      <w:r>
-        <w:t xml:space="preserve">.</w:t>
-      </w:r>
-      <w:r>
-        <w:t xml:space="preserve"> </w:t>
-      </w:r>
-      <w:hyperlink r:id="rId88">
-        <w:r>
-          <w:rPr>
-            <w:rStyle w:val="Hyperlink"/>
-          </w:rPr>
-          <w:t xml:space="preserve">https://en.wikipedia.org/wiki/Gibbs_sampling</w:t>
-        </w:r>
-      </w:hyperlink>
-      <w:r>
-        <w:t xml:space="preserve">.</w:t>
-      </w:r>
-    </w:p>
-    <w:bookmarkEnd w:id="89"/>
-    <w:bookmarkStart w:id="91" w:name="ref-wikipedia_markov_chain"/>
-    <w:p>
-      <w:pPr>
-        <w:pStyle w:val="Bibliography"/>
-      </w:pPr>
-      <w:r>
-        <w:t xml:space="preserve">Wikipedia contributors. 2026c.</w:t>
-      </w:r>
-      <w:r>
-        <w:t xml:space="preserve"> </w:t>
-      </w:r>
-      <w:r>
-        <w:rPr>
-          <w:i/>
-          <w:iCs/>
-        </w:rPr>
-        <w:t xml:space="preserve">Markov Chain —</w:t>
-      </w:r>
-      <w:r>
-        <w:rPr>
-          <w:i/>
-          <w:iCs/>
-        </w:rPr>
-        <w:t xml:space="preserve"> </w:t>
-      </w:r>
-      <w:r>
-        <w:rPr>
-          <w:i/>
-          <w:iCs/>
-        </w:rPr>
-        <w:t xml:space="preserve">Wikipedia</w:t>
-      </w:r>
-      <w:r>
-        <w:rPr>
-          <w:i/>
-          <w:iCs/>
-        </w:rPr>
-        <w:t xml:space="preserve">,</w:t>
-      </w:r>
-      <w:r>
-        <w:rPr>
-          <w:i/>
-          <w:iCs/>
-        </w:rPr>
-        <w:t xml:space="preserve"> </w:t>
-      </w:r>
-      <w:r>
-        <w:rPr>
-          <w:i/>
-          <w:iCs/>
-        </w:rPr>
-        <w:t xml:space="preserve">the Free Encyclopedia</w:t>
-      </w:r>
-      <w:r>
-        <w:t xml:space="preserve">.</w:t>
+        <w:t xml:space="preserve">Bayesian data analysis</w:t>
+      </w:r>
+      <w:r>
+        <w:t xml:space="preserve">, 3rd ed. in Chapman &amp; hall/CRC texts in statistical science. Boca Raton, FL: CRC Press, 2013. doi:</w:t>
       </w:r>
       <w:r>
         <w:t xml:space="preserve"> </w:t>
@@ -22086,7 +22085,7 @@
           <w:rPr>
             <w:rStyle w:val="Hyperlink"/>
           </w:rPr>
-          <w:t xml:space="preserve">https://en.wikipedia.org/wiki/Markov_chain</w:t>
+          <w:t xml:space="preserve">10.1201/b16018</w:t>
         </w:r>
       </w:hyperlink>
       <w:r>
@@ -22094,13 +22093,22 @@
       </w:r>
     </w:p>
     <w:bookmarkEnd w:id="91"/>
-    <w:bookmarkStart w:id="93" w:name="ref-wikipedia_markov_chain_monte_carlo"/>
+    <w:bookmarkStart w:id="93" w:name="ref-robert2004mcsm"/>
     <w:p>
       <w:pPr>
         <w:pStyle w:val="Bibliography"/>
       </w:pPr>
       <w:r>
-        <w:t xml:space="preserve">Wikipedia contributors. 2026d.</w:t>
+        <w:t xml:space="preserve">[8]</w:t>
+      </w:r>
+      <w:r>
+        <w:t xml:space="preserve"> </w:t>
+      </w:r>
+      <w:r>
+        <w:t xml:space="preserve">	</w:t>
+      </w:r>
+      <w:r>
+        <w:t xml:space="preserve">C. P. Robert and G. Casella,</w:t>
       </w:r>
       <w:r>
         <w:t xml:space="preserve"> </w:t>
@@ -22110,45 +22118,10 @@
           <w:i/>
           <w:iCs/>
         </w:rPr>
-        <w:t xml:space="preserve">Markov Chain Monte Carlo —</w:t>
-      </w:r>
-      <w:r>
-        <w:rPr>
-          <w:i/>
-          <w:iCs/>
-        </w:rPr>
-        <w:t xml:space="preserve"> </w:t>
-      </w:r>
-      <w:r>
-        <w:rPr>
-          <w:i/>
-          <w:iCs/>
-        </w:rPr>
-        <w:t xml:space="preserve">Wikipedia</w:t>
-      </w:r>
-      <w:r>
-        <w:rPr>
-          <w:i/>
-          <w:iCs/>
-        </w:rPr>
-        <w:t xml:space="preserve">,</w:t>
-      </w:r>
-      <w:r>
-        <w:rPr>
-          <w:i/>
-          <w:iCs/>
-        </w:rPr>
-        <w:t xml:space="preserve"> </w:t>
-      </w:r>
-      <w:r>
-        <w:rPr>
-          <w:i/>
-          <w:iCs/>
-        </w:rPr>
-        <w:t xml:space="preserve">the Free Encyclopedia</w:t>
-      </w:r>
-      <w:r>
-        <w:t xml:space="preserve">.</w:t>
+        <w:t xml:space="preserve">Monte carlo statistical methods</w:t>
+      </w:r>
+      <w:r>
+        <w:t xml:space="preserve">, 2nd ed. in Springer texts in statistics. New York: Springer, 2004. doi:</w:t>
       </w:r>
       <w:r>
         <w:t xml:space="preserve"> </w:t>
@@ -22158,7 +22131,7 @@
           <w:rPr>
             <w:rStyle w:val="Hyperlink"/>
           </w:rPr>
-          <w:t xml:space="preserve">https://en.wikipedia.org/wiki/Markov_chain_Monte_Carlo</w:t>
+          <w:t xml:space="preserve">10.1007/978-1-4757-4145-2</w:t>
         </w:r>
       </w:hyperlink>
       <w:r>
@@ -22172,55 +22145,43 @@
         <w:pStyle w:val="Bibliography"/>
       </w:pPr>
       <w:r>
-        <w:t xml:space="preserve">Wikipedia contributors. 2026e.</w:t>
-      </w:r>
-      <w:r>
-        <w:t xml:space="preserve"> </w:t>
-      </w:r>
-      <w:r>
-        <w:rPr>
-          <w:i/>
-          <w:iCs/>
-        </w:rPr>
-        <w:t xml:space="preserve">Metropolis–Hastings Algorithm —</w:t>
-      </w:r>
-      <w:r>
-        <w:rPr>
-          <w:i/>
-          <w:iCs/>
-        </w:rPr>
-        <w:t xml:space="preserve"> </w:t>
-      </w:r>
-      <w:r>
-        <w:rPr>
-          <w:i/>
-          <w:iCs/>
-        </w:rPr>
+        <w:t xml:space="preserve">[9]</w:t>
+      </w:r>
+      <w:r>
+        <w:t xml:space="preserve"> </w:t>
+      </w:r>
+      <w:r>
+        <w:t xml:space="preserve">	</w:t>
+      </w:r>
+      <w:r>
+        <w:t xml:space="preserve">Wikipedia contributors,</w:t>
+      </w:r>
+      <w:r>
+        <w:t xml:space="preserve"> </w:t>
+      </w:r>
+      <w:r>
+        <w:t xml:space="preserve">“Metropolis–hastings algorithm —</w:t>
+      </w:r>
+      <w:r>
+        <w:t xml:space="preserve"> </w:t>
+      </w:r>
+      <w:r>
         <w:t xml:space="preserve">Wikipedia</w:t>
       </w:r>
       <w:r>
-        <w:rPr>
-          <w:i/>
-          <w:iCs/>
-        </w:rPr>
         <w:t xml:space="preserve">,</w:t>
       </w:r>
       <w:r>
-        <w:rPr>
-          <w:i/>
-          <w:iCs/>
-        </w:rPr>
-        <w:t xml:space="preserve"> </w:t>
-      </w:r>
-      <w:r>
-        <w:rPr>
-          <w:i/>
-          <w:iCs/>
-        </w:rPr>
-        <w:t xml:space="preserve">the Free Encyclopedia</w:t>
-      </w:r>
-      <w:r>
-        <w:t xml:space="preserve">.</w:t>
+        <w:t xml:space="preserve"> </w:t>
+      </w:r>
+      <w:r>
+        <w:t xml:space="preserve">the free encyclopedia.”</w:t>
+      </w:r>
+      <w:r>
+        <w:t xml:space="preserve"> </w:t>
+      </w:r>
+      <w:r>
+        <w:t xml:space="preserve">2026. Available:</w:t>
       </w:r>
       <w:r>
         <w:t xml:space="preserve"> </w:t>
@@ -22233,66 +22194,51 @@
           <w:t xml:space="preserve">https://en.wikipedia.org/wiki/Metropolis%E2%80%93Hastings_algorithm</w:t>
         </w:r>
       </w:hyperlink>
-      <w:r>
-        <w:t xml:space="preserve">.</w:t>
-      </w:r>
     </w:p>
     <w:bookmarkEnd w:id="95"/>
-    <w:bookmarkStart w:id="97" w:name="ref-wikipedia_monte_carlo_method"/>
+    <w:bookmarkStart w:id="97" w:name="ref-wikipedia_gibbs_sampling"/>
     <w:p>
       <w:pPr>
         <w:pStyle w:val="Bibliography"/>
       </w:pPr>
       <w:r>
-        <w:t xml:space="preserve">Wikipedia contributors. 2026f.</w:t>
-      </w:r>
-      <w:r>
-        <w:t xml:space="preserve"> </w:t>
-      </w:r>
-      <w:r>
-        <w:rPr>
-          <w:i/>
-          <w:iCs/>
-        </w:rPr>
-        <w:t xml:space="preserve">Monte Carlo Method —</w:t>
-      </w:r>
-      <w:r>
-        <w:rPr>
-          <w:i/>
-          <w:iCs/>
-        </w:rPr>
-        <w:t xml:space="preserve"> </w:t>
-      </w:r>
-      <w:r>
-        <w:rPr>
-          <w:i/>
-          <w:iCs/>
-        </w:rPr>
+        <w:t xml:space="preserve">[10]</w:t>
+      </w:r>
+      <w:r>
+        <w:t xml:space="preserve"> </w:t>
+      </w:r>
+      <w:r>
+        <w:t xml:space="preserve">	</w:t>
+      </w:r>
+      <w:r>
+        <w:t xml:space="preserve">Wikipedia contributors,</w:t>
+      </w:r>
+      <w:r>
+        <w:t xml:space="preserve"> </w:t>
+      </w:r>
+      <w:r>
+        <w:t xml:space="preserve">“Gibbs sampling —</w:t>
+      </w:r>
+      <w:r>
+        <w:t xml:space="preserve"> </w:t>
+      </w:r>
+      <w:r>
         <w:t xml:space="preserve">Wikipedia</w:t>
       </w:r>
       <w:r>
-        <w:rPr>
-          <w:i/>
-          <w:iCs/>
-        </w:rPr>
         <w:t xml:space="preserve">,</w:t>
       </w:r>
       <w:r>
-        <w:rPr>
-          <w:i/>
-          <w:iCs/>
-        </w:rPr>
-        <w:t xml:space="preserve"> </w:t>
-      </w:r>
-      <w:r>
-        <w:rPr>
-          <w:i/>
-          <w:iCs/>
-        </w:rPr>
-        <w:t xml:space="preserve">the Free Encyclopedia</w:t>
-      </w:r>
-      <w:r>
-        <w:t xml:space="preserve">.</w:t>
+        <w:t xml:space="preserve"> </w:t>
+      </w:r>
+      <w:r>
+        <w:t xml:space="preserve">the free encyclopedia.”</w:t>
+      </w:r>
+      <w:r>
+        <w:t xml:space="preserve"> </w:t>
+      </w:r>
+      <w:r>
+        <w:t xml:space="preserve">2026. Available:</w:t>
       </w:r>
       <w:r>
         <w:t xml:space="preserve"> </w:t>
@@ -22302,69 +22248,54 @@
           <w:rPr>
             <w:rStyle w:val="Hyperlink"/>
           </w:rPr>
-          <w:t xml:space="preserve">https://en.wikipedia.org/wiki/Monte_Carlo_method</w:t>
+          <w:t xml:space="preserve">https://en.wikipedia.org/wiki/Gibbs_sampling</w:t>
         </w:r>
       </w:hyperlink>
-      <w:r>
-        <w:t xml:space="preserve">.</w:t>
-      </w:r>
     </w:p>
     <w:bookmarkEnd w:id="97"/>
-    <w:bookmarkStart w:id="99" w:name="ref-wikipedia_stationary_distribution"/>
+    <w:bookmarkStart w:id="99" w:name="Xd7292e24074baff789bf2200686314ff38f3ab0"/>
     <w:p>
       <w:pPr>
         <w:pStyle w:val="Bibliography"/>
       </w:pPr>
       <w:r>
-        <w:t xml:space="preserve">Wikipedia contributors. 2026g.</w:t>
-      </w:r>
-      <w:r>
-        <w:t xml:space="preserve"> </w:t>
-      </w:r>
-      <w:r>
-        <w:rPr>
-          <w:i/>
-          <w:iCs/>
-        </w:rPr>
-        <w:t xml:space="preserve">Stationary Distribution —</w:t>
-      </w:r>
-      <w:r>
-        <w:rPr>
-          <w:i/>
-          <w:iCs/>
-        </w:rPr>
-        <w:t xml:space="preserve"> </w:t>
-      </w:r>
-      <w:r>
-        <w:rPr>
-          <w:i/>
-          <w:iCs/>
-        </w:rPr>
+        <w:t xml:space="preserve">[11]</w:t>
+      </w:r>
+      <w:r>
+        <w:t xml:space="preserve"> </w:t>
+      </w:r>
+      <w:r>
+        <w:t xml:space="preserve">	</w:t>
+      </w:r>
+      <w:r>
+        <w:t xml:space="preserve">Wikipedia contributors,</w:t>
+      </w:r>
+      <w:r>
+        <w:t xml:space="preserve"> </w:t>
+      </w:r>
+      <w:r>
+        <w:t xml:space="preserve">“Deviance information criterion —</w:t>
+      </w:r>
+      <w:r>
+        <w:t xml:space="preserve"> </w:t>
+      </w:r>
+      <w:r>
         <w:t xml:space="preserve">Wikipedia</w:t>
       </w:r>
       <w:r>
-        <w:rPr>
-          <w:i/>
-          <w:iCs/>
-        </w:rPr>
         <w:t xml:space="preserve">,</w:t>
       </w:r>
       <w:r>
-        <w:rPr>
-          <w:i/>
-          <w:iCs/>
-        </w:rPr>
-        <w:t xml:space="preserve"> </w:t>
-      </w:r>
-      <w:r>
-        <w:rPr>
-          <w:i/>
-          <w:iCs/>
-        </w:rPr>
-        <w:t xml:space="preserve">the Free Encyclopedia</w:t>
-      </w:r>
-      <w:r>
-        <w:t xml:space="preserve">.</w:t>
+        <w:t xml:space="preserve"> </w:t>
+      </w:r>
+      <w:r>
+        <w:t xml:space="preserve">the free encyclopedia.”</w:t>
+      </w:r>
+      <w:r>
+        <w:t xml:space="preserve"> </w:t>
+      </w:r>
+      <w:r>
+        <w:t xml:space="preserve">2026. Available:</w:t>
       </w:r>
       <w:r>
         <w:t xml:space="preserve"> </w:t>
@@ -22374,12 +22305,9 @@
           <w:rPr>
             <w:rStyle w:val="Hyperlink"/>
           </w:rPr>
-          <w:t xml:space="preserve">https://en.wikipedia.org/wiki/Stationary_distribution</w:t>
+          <w:t xml:space="preserve">https://en.wikipedia.org/wiki/Deviance_information_criterion</w:t>
         </w:r>
       </w:hyperlink>
-      <w:r>
-        <w:t xml:space="preserve">.</w:t>
-      </w:r>
     </w:p>
     <w:bookmarkEnd w:id="99"/>
     <w:bookmarkEnd w:id="100"/>
